--- a/static/rechtliches/Datenschutz.docx
+++ b/static/rechtliches/Datenschutz.docx
@@ -15,6 +15,20 @@
         </w:rPr>
         <w:t>Datenschutzerklärung</w:t>
       </w:r>
+      <w:r>
+        <w:rPr>
+          <w:color w:val="000000"/>
+        </w:rPr>
+        <w:t xml:space="preserve"> von </w:t>
+      </w:r>
+      <w:proofErr w:type="spellStart"/>
+      <w:r>
+        <w:rPr>
+          <w:color w:val="000000"/>
+        </w:rPr>
+        <w:t>ClimateQuest</w:t>
+      </w:r>
+      <w:proofErr w:type="spellEnd"/>
     </w:p>
     <w:p>
       <w:pPr>
@@ -48,47 +62,21 @@
       <w:pPr>
         <w:pStyle w:val="StandardWeb"/>
         <w:rPr>
+          <w:i/>
+          <w:iCs/>
           <w:color w:val="000000"/>
         </w:rPr>
       </w:pPr>
       <w:r>
         <w:rPr>
           <w:rStyle w:val="Fett"/>
-          <w:color w:val="000000"/>
-          <w:highlight w:val="yellow"/>
-        </w:rPr>
-        <w:t>[Name des Verantwortlichen]</w:t>
-      </w:r>
-      <w:r>
-        <w:rPr>
-          <w:rStyle w:val="apple-converted-space"/>
-          <w:color w:val="000000"/>
-          <w:highlight w:val="yellow"/>
-        </w:rPr>
-        <w:t> </w:t>
-      </w:r>
-      <w:r>
-        <w:rPr>
-          <w:color w:val="000000"/>
-          <w:highlight w:val="yellow"/>
-        </w:rPr>
-        <w:t xml:space="preserve">[Anschrift] [E-Mail-Adresse] [Telefonnummer] [ggf. Handelsregistereintrag, </w:t>
-      </w:r>
-      <w:proofErr w:type="spellStart"/>
-      <w:r>
-        <w:rPr>
-          <w:color w:val="000000"/>
-          <w:highlight w:val="yellow"/>
-        </w:rPr>
-        <w:t>USt</w:t>
-      </w:r>
-      <w:proofErr w:type="spellEnd"/>
-      <w:r>
-        <w:rPr>
-          <w:color w:val="000000"/>
-          <w:highlight w:val="yellow"/>
-        </w:rPr>
-        <w:t>-ID]</w:t>
+          <w:b w:val="0"/>
+          <w:bCs w:val="0"/>
+          <w:i/>
+          <w:iCs/>
+          <w:color w:val="000000"/>
+        </w:rPr>
+        <w:t>Siehe Impressum</w:t>
       </w:r>
     </w:p>
     <w:p>
@@ -843,21 +831,20 @@
           <w:rStyle w:val="Fett"/>
           <w:color w:val="000000"/>
         </w:rPr>
-        <w:t>Translate</w:t>
+        <w:t>Translate)</w:t>
+      </w:r>
+      <w:r>
+        <w:rPr>
+          <w:color w:val="000000"/>
+        </w:rPr>
+        <w:t>: Be</w:t>
       </w:r>
       <w:proofErr w:type="spellEnd"/>
       <w:r>
         <w:rPr>
-          <w:rStyle w:val="Fett"/>
-          <w:color w:val="000000"/>
-        </w:rPr>
-        <w:t>)</w:t>
-      </w:r>
-      <w:r>
-        <w:rPr>
-          <w:color w:val="000000"/>
-        </w:rPr>
-        <w:t xml:space="preserve">: Bei Aktivierung der Übersetzungsfunktion wird Ihre Zustimmung zur Nutzung von Google </w:t>
+          <w:color w:val="000000"/>
+        </w:rPr>
+        <w:t xml:space="preserve">i Aktivierung der Übersetzungsfunktion wird Ihre Zustimmung zur Nutzung von Google </w:t>
       </w:r>
       <w:proofErr w:type="spellStart"/>
       <w:r>
@@ -1377,7 +1364,13 @@
         <w:rPr>
           <w:color w:val="000000"/>
         </w:rPr>
-        <w:t>7. Kontakt für Datenschutzanfragen</w:t>
+        <w:t>8</w:t>
+      </w:r>
+      <w:r>
+        <w:rPr>
+          <w:color w:val="000000"/>
+        </w:rPr>
+        <w:t>. Kontakt für Datenschutzanfragen</w:t>
       </w:r>
     </w:p>
     <w:p>
@@ -1398,31 +1391,21 @@
       <w:pPr>
         <w:pStyle w:val="StandardWeb"/>
         <w:rPr>
+          <w:i/>
+          <w:iCs/>
           <w:color w:val="000000"/>
         </w:rPr>
       </w:pPr>
       <w:r>
         <w:rPr>
           <w:rStyle w:val="Fett"/>
-          <w:color w:val="000000"/>
-          <w:highlight w:val="yellow"/>
-        </w:rPr>
-        <w:t>[Name des Datenschutzbeauftragten oder Ansprechpartners]</w:t>
-      </w:r>
-      <w:r>
-        <w:rPr>
-          <w:rStyle w:val="apple-converted-space"/>
-          <w:color w:val="000000"/>
-          <w:highlight w:val="yellow"/>
-        </w:rPr>
-        <w:t> </w:t>
-      </w:r>
-      <w:r>
-        <w:rPr>
-          <w:color w:val="000000"/>
-          <w:highlight w:val="yellow"/>
-        </w:rPr>
-        <w:t>[E-Mail-Adresse] [Telefonnummer]</w:t>
+          <w:b w:val="0"/>
+          <w:bCs w:val="0"/>
+          <w:i/>
+          <w:iCs/>
+          <w:color w:val="000000"/>
+        </w:rPr>
+        <w:t>Siehe Impressum</w:t>
       </w:r>
     </w:p>
     <w:p>
@@ -1436,7 +1419,13 @@
         <w:rPr>
           <w:color w:val="000000"/>
         </w:rPr>
-        <w:t>8. Änderungen dieser Datenschutzerklärung</w:t>
+        <w:t>9</w:t>
+      </w:r>
+      <w:r>
+        <w:rPr>
+          <w:color w:val="000000"/>
+        </w:rPr>
+        <w:t>. Änderungen dieser Datenschutzerklärung</w:t>
       </w:r>
     </w:p>
     <w:p>
@@ -1456,22 +1445,25 @@
         <w:rPr>
           <w:color w:val="000000"/>
         </w:rPr>
-        <w:t xml:space="preserve">unter </w:t>
-      </w:r>
-      <w:proofErr w:type="gramStart"/>
-      <w:r>
-        <w:rPr>
-          <w:color w:val="000000"/>
-          <w:highlight w:val="yellow"/>
-        </w:rPr>
-        <w:t>localhost:8000/datenschutz.pdf</w:t>
-      </w:r>
-      <w:proofErr w:type="gramEnd"/>
-      <w:r>
-        <w:rPr>
-          <w:color w:val="000000"/>
-        </w:rPr>
-        <w:t xml:space="preserve"> abrufbar.</w:t>
+        <w:t>unter</w:t>
+      </w:r>
+      <w:r>
+        <w:rPr>
+          <w:color w:val="000000"/>
+        </w:rPr>
+        <w:t xml:space="preserve"> unserer Webseite</w:t>
+      </w:r>
+      <w:r>
+        <w:rPr>
+          <w:color w:val="000000"/>
+        </w:rPr>
+        <w:t xml:space="preserve"> </w:t>
+      </w:r>
+      <w:r>
+        <w:rPr>
+          <w:color w:val="000000"/>
+        </w:rPr>
+        <w:t>abrufbar.</w:t>
       </w:r>
     </w:p>
     <w:p>
